--- a/14 & 15 - PBL Checklist.docx
+++ b/14 & 15 - PBL Checklist.docx
@@ -307,6 +307,7 @@
       <w:r>
         <w:rPr>
           <w:rFonts w:ascii="Segoe UI Symbol" w:hAnsi="Segoe UI Symbol" w:cs="Segoe UI Symbol"/>
+          <w:highlight w:val="yellow"/>
         </w:rPr>
         <w:t>☐</w:t>
       </w:r>
@@ -346,6 +347,7 @@
       <w:r>
         <w:rPr>
           <w:rFonts w:ascii="Segoe UI Symbol" w:hAnsi="Segoe UI Symbol" w:cs="Segoe UI Symbol"/>
+          <w:highlight w:val="yellow"/>
         </w:rPr>
         <w:t>☐</w:t>
       </w:r>
@@ -365,6 +367,7 @@
       <w:r>
         <w:rPr>
           <w:rFonts w:ascii="Segoe UI Symbol" w:hAnsi="Segoe UI Symbol" w:cs="Segoe UI Symbol"/>
+          <w:highlight w:val="yellow"/>
         </w:rPr>
         <w:t>☐</w:t>
       </w:r>
@@ -384,6 +387,7 @@
       <w:r>
         <w:rPr>
           <w:rFonts w:ascii="Segoe UI Symbol" w:hAnsi="Segoe UI Symbol" w:cs="Segoe UI Symbol"/>
+          <w:highlight w:val="yellow"/>
         </w:rPr>
         <w:t>☐</w:t>
       </w:r>
@@ -403,6 +407,7 @@
       <w:r>
         <w:rPr>
           <w:rFonts w:ascii="Segoe UI Symbol" w:hAnsi="Segoe UI Symbol" w:cs="Segoe UI Symbol"/>
+          <w:highlight w:val="yellow"/>
         </w:rPr>
         <w:t>☐</w:t>
       </w:r>
@@ -410,7 +415,21 @@
         <w:rPr>
           <w:rFonts w:asciiTheme="majorHAnsi" w:hAnsiTheme="majorHAnsi" w:cstheme="majorHAnsi"/>
         </w:rPr>
-        <w:t xml:space="preserve"> Uses one external library (e.g., #include &lt;DHT.h&gt;) </w:t>
+        <w:t xml:space="preserve"> Uses one external library (e.g., #include &lt;</w:t>
+      </w:r>
+      <w:proofErr w:type="spellStart"/>
+      <w:r>
+        <w:rPr>
+          <w:rFonts w:asciiTheme="majorHAnsi" w:hAnsiTheme="majorHAnsi" w:cstheme="majorHAnsi"/>
+        </w:rPr>
+        <w:t>DHT.h</w:t>
+      </w:r>
+      <w:proofErr w:type="spellEnd"/>
+      <w:r>
+        <w:rPr>
+          <w:rFonts w:asciiTheme="majorHAnsi" w:hAnsiTheme="majorHAnsi" w:cstheme="majorHAnsi"/>
+        </w:rPr>
+        <w:t xml:space="preserve">&gt;) </w:t>
       </w:r>
       <w:r>
         <w:rPr>
@@ -434,6 +453,7 @@
       <w:r>
         <w:rPr>
           <w:rFonts w:ascii="Segoe UI Symbol" w:hAnsi="Segoe UI Symbol" w:cs="Segoe UI Symbol"/>
+          <w:highlight w:val="yellow"/>
         </w:rPr>
         <w:t>☐</w:t>
       </w:r>
@@ -486,7 +506,21 @@
         <w:rPr>
           <w:rFonts w:asciiTheme="majorHAnsi" w:hAnsiTheme="majorHAnsi" w:cstheme="majorHAnsi"/>
         </w:rPr>
-        <w:t xml:space="preserve">Student is able to </w:t>
+        <w:t xml:space="preserve">Student </w:t>
+      </w:r>
+      <w:proofErr w:type="gramStart"/>
+      <w:r>
+        <w:rPr>
+          <w:rFonts w:asciiTheme="majorHAnsi" w:hAnsiTheme="majorHAnsi" w:cstheme="majorHAnsi"/>
+        </w:rPr>
+        <w:t>is able to</w:t>
+      </w:r>
+      <w:proofErr w:type="gramEnd"/>
+      <w:r>
+        <w:rPr>
+          <w:rFonts w:asciiTheme="majorHAnsi" w:hAnsiTheme="majorHAnsi" w:cstheme="majorHAnsi"/>
+        </w:rPr>
+        <w:t xml:space="preserve"> </w:t>
       </w:r>
       <w:r>
         <w:rPr>

--- a/14 & 15 - PBL Checklist.docx
+++ b/14 & 15 - PBL Checklist.docx
@@ -181,6 +181,7 @@
       <w:r>
         <w:rPr>
           <w:rFonts w:ascii="Segoe UI Symbol" w:hAnsi="Segoe UI Symbol" w:cs="Segoe UI Symbol"/>
+          <w:highlight w:val="yellow"/>
         </w:rPr>
         <w:t>☐</w:t>
       </w:r>

--- a/14 & 15 - PBL Checklist.docx
+++ b/14 & 15 - PBL Checklist.docx
@@ -232,6 +232,7 @@
       <w:r>
         <w:rPr>
           <w:rFonts w:ascii="Segoe UI Symbol" w:hAnsi="Segoe UI Symbol" w:cs="Segoe UI Symbol"/>
+          <w:highlight w:val="yellow"/>
         </w:rPr>
         <w:t>☐</w:t>
       </w:r>

--- a/14 & 15 - PBL Checklist.docx
+++ b/14 & 15 - PBL Checklist.docx
@@ -201,6 +201,7 @@
       <w:r>
         <w:rPr>
           <w:rFonts w:ascii="Segoe UI Symbol" w:hAnsi="Segoe UI Symbol" w:cs="Segoe UI Symbol"/>
+          <w:highlight w:val="yellow"/>
         </w:rPr>
         <w:t>☐</w:t>
       </w:r>
@@ -252,14 +253,22 @@
       <w:r>
         <w:rPr>
           <w:rFonts w:ascii="Segoe UI Symbol" w:hAnsi="Segoe UI Symbol" w:cs="Segoe UI Symbol"/>
+          <w:highlight w:val="yellow"/>
         </w:rPr>
         <w:t>☐</w:t>
       </w:r>
       <w:r>
         <w:rPr>
           <w:rFonts w:asciiTheme="majorHAnsi" w:hAnsiTheme="majorHAnsi" w:cstheme="majorHAnsi"/>
+          <w:highlight w:val="yellow"/>
         </w:rPr>
-        <w:t xml:space="preserve"> Inputs and Outputs are clearly labeled and explained</w:t>
+        <w:t xml:space="preserve"> I</w:t>
+      </w:r>
+      <w:r>
+        <w:rPr>
+          <w:rFonts w:asciiTheme="majorHAnsi" w:hAnsiTheme="majorHAnsi" w:cstheme="majorHAnsi"/>
+        </w:rPr>
+        <w:t>nputs and Outputs are clearly labeled and explained</w:t>
       </w:r>
     </w:p>
     <w:p>

--- a/14 & 15 - PBL Checklist.docx
+++ b/14 & 15 - PBL Checklist.docx
@@ -280,14 +280,22 @@
       <w:r>
         <w:rPr>
           <w:rFonts w:ascii="Segoe UI Symbol" w:hAnsi="Segoe UI Symbol" w:cs="Segoe UI Symbol"/>
+          <w:highlight w:val="yellow"/>
         </w:rPr>
         <w:t>☐</w:t>
       </w:r>
       <w:r>
         <w:rPr>
           <w:rFonts w:asciiTheme="majorHAnsi" w:hAnsiTheme="majorHAnsi" w:cstheme="majorHAnsi"/>
+          <w:highlight w:val="yellow"/>
         </w:rPr>
-        <w:t xml:space="preserve"> Code Documentation: Functions explained, code structure described, logic clarified</w:t>
+        <w:t xml:space="preserve"> Co</w:t>
+      </w:r>
+      <w:r>
+        <w:rPr>
+          <w:rFonts w:asciiTheme="majorHAnsi" w:hAnsiTheme="majorHAnsi" w:cstheme="majorHAnsi"/>
+        </w:rPr>
+        <w:t>de Documentation: Functions explained, code structure described, logic clarified</w:t>
       </w:r>
     </w:p>
     <w:p>
@@ -299,14 +307,22 @@
       <w:r>
         <w:rPr>
           <w:rFonts w:ascii="Segoe UI Symbol" w:hAnsi="Segoe UI Symbol" w:cs="Segoe UI Symbol"/>
+          <w:highlight w:val="yellow"/>
         </w:rPr>
         <w:t>☐</w:t>
       </w:r>
       <w:r>
         <w:rPr>
           <w:rFonts w:asciiTheme="majorHAnsi" w:hAnsiTheme="majorHAnsi" w:cstheme="majorHAnsi"/>
+          <w:highlight w:val="yellow"/>
         </w:rPr>
-        <w:t xml:space="preserve"> Ethics/Privacy/Security: Reflect on one of the three and include a short disclaimer</w:t>
+        <w:t xml:space="preserve"> Ethics</w:t>
+      </w:r>
+      <w:r>
+        <w:rPr>
+          <w:rFonts w:asciiTheme="majorHAnsi" w:hAnsiTheme="majorHAnsi" w:cstheme="majorHAnsi"/>
+        </w:rPr>
+        <w:t>/Privacy/Security: Reflect on one of the three and include a short disclaimer</w:t>
       </w:r>
     </w:p>
     <w:p>
@@ -549,6 +565,7 @@
       <w:r>
         <w:rPr>
           <w:rFonts w:ascii="Segoe UI Symbol" w:hAnsi="Segoe UI Symbol" w:cs="Segoe UI Symbol"/>
+          <w:highlight w:val="yellow"/>
         </w:rPr>
         <w:t>☐</w:t>
       </w:r>
@@ -607,14 +624,22 @@
       <w:r>
         <w:rPr>
           <w:rFonts w:ascii="Segoe UI Symbol" w:hAnsi="Segoe UI Symbol" w:cs="Segoe UI Symbol"/>
+          <w:highlight w:val="yellow"/>
         </w:rPr>
         <w:t>☐</w:t>
       </w:r>
       <w:r>
         <w:rPr>
           <w:rFonts w:asciiTheme="majorHAnsi" w:hAnsiTheme="majorHAnsi" w:cstheme="majorHAnsi"/>
+          <w:highlight w:val="yellow"/>
         </w:rPr>
-        <w:t xml:space="preserve"> No restricted components used (e.g., flame/gas/relay/laser/IR emitters, high voltage)</w:t>
+        <w:t xml:space="preserve"> No</w:t>
+      </w:r>
+      <w:r>
+        <w:rPr>
+          <w:rFonts w:asciiTheme="majorHAnsi" w:hAnsiTheme="majorHAnsi" w:cstheme="majorHAnsi"/>
+        </w:rPr>
+        <w:t xml:space="preserve"> restricted components used (e.g., flame/gas/relay/laser/IR emitters, high voltage)</w:t>
       </w:r>
     </w:p>
     <w:p>
@@ -626,6 +651,7 @@
       <w:r>
         <w:rPr>
           <w:rFonts w:ascii="Segoe UI Symbol" w:hAnsi="Segoe UI Symbol" w:cs="Segoe UI Symbol"/>
+          <w:highlight w:val="yellow"/>
         </w:rPr>
         <w:t>☐</w:t>
       </w:r>
